--- a/tillsyn/A 38791-2025 tillsynsbegäran.docx
+++ b/tillsyn/A 38791-2025 tillsynsbegäran.docx
@@ -1592,7 +1592,7 @@
     <w:r>
       <w:tab/>
       <w:tab/>
-      <w:t>2026-09-14</w:t>
+      <w:t>2026-09-15</w:t>
       <w:br/>
       <w:br/>
     </w:r>

--- a/tillsyn/A 38791-2025 tillsynsbegäran.docx
+++ b/tillsyn/A 38791-2025 tillsynsbegäran.docx
@@ -1592,7 +1592,7 @@
     <w:r>
       <w:tab/>
       <w:tab/>
-      <w:t>2026-09-15</w:t>
+      <w:t>2026-09-16</w:t>
       <w:br/>
       <w:br/>
     </w:r>

--- a/tillsyn/A 38791-2025 tillsynsbegäran.docx
+++ b/tillsyn/A 38791-2025 tillsynsbegäran.docx
@@ -1592,7 +1592,7 @@
     <w:r>
       <w:tab/>
       <w:tab/>
-      <w:t>2026-09-16</w:t>
+      <w:t>2026-09-17</w:t>
       <w:br/>
       <w:br/>
     </w:r>

--- a/tillsyn/A 38791-2025 tillsynsbegäran.docx
+++ b/tillsyn/A 38791-2025 tillsynsbegäran.docx
@@ -22,7 +22,7 @@
       <w:r>
         <w:drawing>
           <wp:inline xmlns:a="http://schemas.openxmlformats.org/drawingml/2006/main" xmlns:pic="http://schemas.openxmlformats.org/drawingml/2006/picture">
-            <wp:extent cx="5147665" cy="5724000"/>
+            <wp:extent cx="5332565" cy="5724000"/>
             <wp:docPr id="1" name="Picture 1"/>
             <wp:cNvGraphicFramePr>
               <a:graphicFrameLocks noChangeAspect="1"/>
@@ -43,7 +43,7 @@
                   <pic:spPr>
                     <a:xfrm>
                       <a:off x="0" y="0"/>
-                      <a:ext cx="5147665" cy="5724000"/>
+                      <a:ext cx="5332565" cy="5724000"/>
                     </a:xfrm>
                     <a:prstGeom prst="rect"/>
                   </pic:spPr>
@@ -65,7 +65,7 @@
     </w:p>
     <w:p>
       <w:r>
-        <w:t>I och inom 12 meter från avverkningsanmälan finns fynd av 23 naturvårdsarter, varav 10 är rödlistade, 6 är fridlysta, 18 är typiska (T) och 10 är signalarter (S): garnlav (VU, T), blå taggsvamp (NT, T), dofttaggsvamp (NT, T), fjällig taggsvamp s.str. (NT), harticka (NT, T), lunglav (NT, T), skrovellav (NT, T), tretåig hackspett (NT, T, §4), ullticka (NT, T), äggvaxskivling (NT), bårdlav (S, T), grönkulla (S, T, §8), korallblylav (S, T), kransrams (S, T), luddlav (S, T), stuplav (S, T), tibast (S, T), trådfräken (S), trådticka (S, T), tvåblad (S, §8), blåsippa (T, §9), tjäder (T, §4) och fläcknycklar (§8). Se Figur 1.</w:t>
+        <w:t>I och inom 12 meter från avverkningsanmälan finns fynd av 41 naturvårdsarter, varav 22 är rödlistade, 6 är fridlysta, 20 är typiska (T) och 16 är signalarter (S): bitter taggsvamp (EN), garnlav (VU, T), läderdoftande fingersvamp (VU), stor odörspindling (VU), barrfagerspindling (NT), blå taggsvamp (NT, T), dofttaggsvamp (NT, T), fjällig taggsvamp s.str. (NT), grantaggsvamp (NT), harticka (NT, T), kryddspindling (NT, T), lunglav (NT, T), orange taggsvamp (NT, T), persiljespindling (NT), Phellodon dititomentosus (NT), rödfläckig zontaggsvamp (NT), skarp dropptaggsvamp (NT), skrovellav (NT, T), sotvaxskivling (NT), tretåig hackspett (NT, T, §4), ullticka (NT, T), äggvaxskivling (NT), bårdlav (S, T), diskvaxskivling (S), granriska (S), grönkulla (S, T, §8), kamjordstjärna (S), korallblylav (S, T), kransrams (S, T), luddlav (S, T), strimspindling (S), stuplav (S, T), svavelriska (S), tibast (S, T), trådfräken (S), trådticka (S, T), tvåblad (S, §8), zontaggsvamp (S), blåsippa (T, §9), tjäder (T, §4) och fläcknycklar (§8). Se Figur 1.</w:t>
       </w:r>
     </w:p>
     <w:p>
@@ -109,6 +109,17 @@
         <w:rPr>
           <w:b/>
         </w:rPr>
+        <w:t xml:space="preserve">Bitter taggsvamp (EN) </w:t>
+      </w:r>
+      <w:r>
+        <w:t>är en sällsynt och starkt hotad ”toppart” som bildar mykorrhiza med gran, möjligen även med tall, i äldre barrskogar med lång kontinuitet. Förekommer på kalkrik eller annan basiskt påverkad mark, främst i miljöer med hög luftfuktighet. Svampen har i friskt tillstånd en säregen doft av bittermandelolja och fruktköttet är mycket bittert i smaken. Arten hotas främst av avverkning och tål inte en slutavverkning utan kräver ett kontinuerligt äldre trädskikt med gran. Äldre barrskogar med basisk påverkan och lång kontinuitet, även små områden, har ett mycket högt skyddsvärde och bör i största möjliga utsträckning undantas från trakthyggesbruk. Slutavverkning, kraftig gallring och skogsmarksgödsling måste helt undvikas, liksom körning med tunga maskiner. Lokalerna bör skyddas formellt. Bitter taggsvamp ingår i ett åtgärdsprogram för hotade arter (ÅGP) och är placerad högst upp i Skogsstyrelsens värdepyramid för bedömning av skog med höga naturvärden (SLU Artdatabanken, 2026; Nitare &amp; Skogsstyrelsen, 2019; Nitare 2006).</w:t>
+      </w:r>
+    </w:p>
+    <w:p>
+      <w:r>
+        <w:rPr>
+          <w:b/>
+        </w:rPr>
         <w:t>Garnlav (VU)</w:t>
       </w:r>
       <w:r>
@@ -138,6 +149,39 @@
         <w:rPr>
           <w:b/>
         </w:rPr>
+        <w:t xml:space="preserve">Läderdoftande fingersvamp (VU) </w:t>
+      </w:r>
+      <w:r>
+        <w:t>bildar mykorrhiza med gran i örtrik äldre barrskog, ofta på kalkrik mark. Den har en speciell doft som kan påminna om nytt skoläder (skoaffär), därav det svenska namnet. Den totala populationen i landet bedöms ändå ha minskat starkt och fortsatt kommer att minska då arten är knuten till en bördig äldre kalkgranskogsmiljö som successivt avverkas och där få områden alltjämt är formellt skyddade. All form av hårdhänt skogsavverkning på eller i närheten av växtplatsen missgynnar arten. Artens huvudsakliga koppling till produktiva äldre granskogar med hög bonitet gör den särskilt utsatt för slutavverkning. Samtliga lokaler bör undantas från rationellt skogsbruk och få ett områdesskydd (SLU Artdatabanken, 2024; Nitare &amp; Skogsstyrelsen, 2019).</w:t>
+      </w:r>
+    </w:p>
+    <w:p>
+      <w:r>
+        <w:rPr>
+          <w:b/>
+        </w:rPr>
+        <w:t xml:space="preserve">Stor odörspindling (VU) </w:t>
+      </w:r>
+      <w:r>
+        <w:t>bildar mykorrhiza med tall och gran i kalktallskog och ängsgranskog, främst i äldre kalkbarrskog. En fortlöpande minskning bedöms pågå p.g.a. slutavverkningar av äldre kontinuitetsbarrskog. Har uppenbart svårt att återetableras efter avverkning. Kända växtplatser bör inte utsättas för omfattande huggningar eller andra kraftiga störningar som förändrar miljön (SLU Artdatabanken, 2025).</w:t>
+      </w:r>
+    </w:p>
+    <w:p>
+      <w:r>
+        <w:rPr>
+          <w:b/>
+        </w:rPr>
+        <w:t>Barrfagerspindling (NT)</w:t>
+      </w:r>
+      <w:r>
+        <w:t xml:space="preserve"> bildar mykorrhiza med gran, möjligen också med tall, i äldre kalkbarrskog. Den totala populationen i landet har minskat och bedöms fortsätta minska till följd av avverkning av äldre kalkbarrskog. Arten har begränsad förmåga att återetablera sig efter slutavverkning eller andra storskaliga skogsbruksåtgärder, och det finns inga indikationer på att den långsiktigt kan etablera eller reproducera sig i bestånd som brukas med trakthyggesmetoder, markberedning, gödsling eller förädlat plantmaterial. Minskningstakten för den svenska populationen bedöms vara nära gränsvärdet för Sårbar (VU) (SLU Artdatabanken, 2026).</w:t>
+      </w:r>
+    </w:p>
+    <w:p>
+      <w:r>
+        <w:rPr>
+          <w:b/>
+        </w:rPr>
         <w:t xml:space="preserve">Blå taggsvamp (NT) </w:t>
       </w:r>
       <w:r>
@@ -189,6 +233,17 @@
         <w:rPr>
           <w:b/>
         </w:rPr>
+        <w:t xml:space="preserve">Grantaggsvamp (NT) </w:t>
+      </w:r>
+      <w:r>
+        <w:t>påträffas främst i mossiga och örtrika äldre granskogar på kalkrik mark i något fuktiga lägen, och i norr även i mager tallskog med lång kontinuitet. Arten missgynnas generellt av trakthyggesbruket och en långsiktig tillgång till värdträd bör säkras genom att man undviker att avverka kända växtplatser (SLU Artdatabanken, 2024).</w:t>
+      </w:r>
+    </w:p>
+    <w:p>
+      <w:r>
+        <w:rPr>
+          <w:b/>
+        </w:rPr>
         <w:t>Harticka (NT)</w:t>
       </w:r>
       <w:r>
@@ -218,6 +273,26 @@
         <w:rPr>
           <w:b/>
         </w:rPr>
+        <w:t>Kryddspindling (NT)</w:t>
+      </w:r>
+      <w:r>
+        <w:t xml:space="preserve"> signalerar örtrika granskogar som normalt har höga naturvärden. Oftast växer den i äldre granskog på kalkrikt underlag och svampen är en mycket användbar signalart för denna miljö. Den utgör en viktig karaktärsart för all äldre kalkbarrskog med lång trädkontinuitet av gran. På lokalerna förekommer nästan alltid många ovanliga och rödlistade arter. Den totala populationen i landet har minskat och bedöms fortsätta minska till följd av avverkning av äldre barrskogar. Kryddspindling är typisk art för </w:t>
+      </w:r>
+      <w:r>
+        <w:rPr>
+          <w:i/>
+        </w:rPr>
+        <w:t xml:space="preserve">9050 Näringsrik granskog </w:t>
+      </w:r>
+      <w:r>
+        <w:t>(Nitare &amp; Skogsstyrelsen, 2000; SLU Artdatabanken, 2026).</w:t>
+      </w:r>
+    </w:p>
+    <w:p>
+      <w:r>
+        <w:rPr>
+          <w:b/>
+        </w:rPr>
         <w:t>Lunglav (NT)</w:t>
       </w:r>
       <w:r>
@@ -274,6 +349,77 @@
         <w:rPr>
           <w:b/>
         </w:rPr>
+        <w:t xml:space="preserve">Orange taggsvamp (NT) </w:t>
+      </w:r>
+      <w:r>
+        <w:t xml:space="preserve">bildar mykorrhiza med både gran och tall och den förekommer främst i äldre barrskogar med kontinuitetsskogskaraktär. Mest frekvent är den i äldre mossrik granskog, men då bara i skogar inom granens naturliga utbredningsområde och i bestånd med långvarig grankontinuitet. Den totala populationen i landet bedöms ha minskat kraftigt och fortsatt kommer att minska då arten är knuten till en produktiv skogsmiljö som successivt avverkas. Arten hotas främst av skogsavverkning och tycks försvinna efter slutavverkning, markberedning och plantering och det är inte känt att arten har återkommit i anlagd skog på tidigare kalmark. Orange taggsvamp är typisk art för </w:t>
+      </w:r>
+      <w:r>
+        <w:rPr>
+          <w:i/>
+        </w:rPr>
+        <w:t>9010 Taiga</w:t>
+      </w:r>
+      <w:r>
+        <w:t xml:space="preserve"> (SLU Artdatabanken, 2024).</w:t>
+      </w:r>
+    </w:p>
+    <w:p>
+      <w:r>
+        <w:rPr>
+          <w:b/>
+        </w:rPr>
+        <w:t>Persiljespindling (NT)</w:t>
+      </w:r>
+      <w:r>
+        <w:t xml:space="preserve"> bildar mykorrhiza med tall, gran och bok i ängsgranskog, kalktallskog och i ängsbokskog på rikare mark. Minskningstakten uppgår till 15 % inom 50 år och bedöms vara nära gränsvärdet för Sårbar (VU). (A2c+3c+4c). Persiljespindlingen hotas av avverkningar och är särskilt känslig eftersom den är knuten till äldre, produktiv barrskog, d.v.s. en skogstyp som är en bristvara i skyddade områden i Sverige och som samtidigt försvinner i snabb takt genom slutavverkningar. Skyddet för äldre ört- och kalkrika barrskogar med trädkontinuitet måste öka och oskyddade bokskogar med persiljespindling måste få ett formellt skydd i form av biotopskydd eller naturreservat (SLU Artdatabanken, 2024).</w:t>
+      </w:r>
+    </w:p>
+    <w:p>
+      <w:r>
+        <w:rPr>
+          <w:b/>
+          <w:i/>
+        </w:rPr>
+        <w:t xml:space="preserve">Phellodon dititomentosus </w:t>
+      </w:r>
+      <w:r>
+        <w:rPr>
+          <w:b/>
+        </w:rPr>
+        <w:t xml:space="preserve">(NT) </w:t>
+      </w:r>
+      <w:r>
+        <w:t>är en lädertaggsvamp som bildar mykorrhiza med gran i äldre barrskog på kalkrik mark. Den totala populationen i landet bedöms ha minskat och förväntas fortsätta minska på grund av slutavverkning av äldre kalkbarrskog och kontinuitetsskog. Arten har sannolikt svårt att återetablera sig efter kalavverkning, och det saknas tecken på att den långsiktigt kan etablera och reproducera sig i skogar där kontinuerlig markberedning, gödsling eller trakthyggesbruk förekommer (SLU Artdatabanken, 2026).</w:t>
+      </w:r>
+    </w:p>
+    <w:p>
+      <w:r>
+        <w:rPr>
+          <w:b/>
+        </w:rPr>
+        <w:t>Rödfläckig zontaggsvamp (NT)</w:t>
+      </w:r>
+      <w:r>
+        <w:t xml:space="preserve"> bildar mykorrhiza med gran i barrskog på kalkrik eller annan basiskt påverkad mark. Den totala populationen i landet har minskat och bedöms fortsätta minska till följd av avverkning av äldre kalkbarrskog. Det finns inga indikationer på att arten långsiktigt kan etablera eller reproducera sig i skogsbestånd som brukas med trakthyggesmetoder, markberedning, gödsling eller föryngring med förädlat plantmaterial (SLU Artdatabanken, 2026).</w:t>
+      </w:r>
+    </w:p>
+    <w:p>
+      <w:r>
+        <w:rPr>
+          <w:b/>
+        </w:rPr>
+        <w:t xml:space="preserve">Skarp dropptaggsvamp (NT) </w:t>
+      </w:r>
+      <w:r>
+        <w:t>bildar mykorrhiza med både gran och tall, främst i barrskogar med trädkontinuitet. Arten uppträder dels i näringsrik kalkbarrskog och dels i sur lavtallskog. Kalkbarrskogarna är ofta grandominerade, olikåldriga och skiktade på frisk mark med ett örtrikt vegetationsskikt. Lavtallskogarna är i regel magra, torra, ljusöppna och ofta brandpräglade. Den totala populationen i landet har minskat och bedöms fortsätta minska till följd av avverkning av äldre barrskogar. Arten har begränsad förmåga att återetablera sig efter slutavverkning eller andra storskaliga skogsbruksåtgärder. Det saknas indikationer på att arten långsiktigt kan etablera eller reproducera sig i skogsbestånd som brukas med metoder som trakthyggesbruk, markberedning, gödsling eller föryngring med förädlat plantmaterial. Minskningstakten för den svenska populationen bedöms vara nära gränsvärdet för Sårbar (VU) (SLU Artdatabanken, 2026).</w:t>
+      </w:r>
+    </w:p>
+    <w:p>
+      <w:r>
+        <w:rPr>
+          <w:b/>
+        </w:rPr>
         <w:t>Skrovellav (NT)</w:t>
       </w:r>
       <w:r>
@@ -314,6 +460,17 @@
       </w:r>
       <w:r>
         <w:t xml:space="preserve"> (SLU Artdatabanken, 2026; Nitare &amp; Skogsstyrelsen, 2019).</w:t>
+      </w:r>
+    </w:p>
+    <w:p>
+      <w:r>
+        <w:rPr>
+          <w:b/>
+        </w:rPr>
+        <w:t>Sotvaxskivling (NT)</w:t>
+      </w:r>
+      <w:r>
+        <w:t xml:space="preserve"> bildar mykorrhiza med gran och tall i barrskogar med lång trädkontinuitet. Den totala populationen i landet har minskat och bedöms fortsätta minska till följd av avverkning av äldre barrskogar. Arten har begränsad förmåga att återetablera sig efter slutavverkning eller andra storskaliga skogsbruksåtgärder. Det finns inga indikationer på att den långsiktigt kan etablera eller reproducera sig i skogsbestånd som brukas med trakthyggesmetoder, markberedning, gödsling eller föryngring med förädlat plantmaterial (SLU Artdatabanken, 2026).</w:t>
       </w:r>
     </w:p>
     <w:p>
@@ -775,7 +932,7 @@
     </w:p>
     <w:p>
       <w:r>
-        <w:t>Följande typiska arter har sina livsmiljöer och växtplatser i den avverkningsanmälda skogen: garnlav (VU, T), blå taggsvamp (NT, T), dofttaggsvamp (NT, T), harticka (NT, T), lunglav (NT, T), skrovellav (NT, T), tretåig hackspett (NT, T, §4), ullticka (NT, T), bårdlav (S, T), grönkulla (S, T, §8), korallblylav (S, T), kransrams (S, T), luddlav (S, T), stuplav (S, T), tibast (S, T), trådticka (S, T), blåsippa (T, §9) och tjäder (T, §4).</w:t>
+        <w:t>Följande typiska arter har sina livsmiljöer och växtplatser i den avverkningsanmälda skogen: garnlav (VU, T), blå taggsvamp (NT, T), dofttaggsvamp (NT, T), harticka (NT, T), kryddspindling (NT, T), lunglav (NT, T), orange taggsvamp (NT, T), skrovellav (NT, T), tretåig hackspett (NT, T, §4), ullticka (NT, T), bårdlav (S, T), grönkulla (S, T, §8), korallblylav (S, T), kransrams (S, T), luddlav (S, T), stuplav (S, T), tibast (S, T), trådticka (S, T), blåsippa (T, §9) och tjäder (T, §4).</w:t>
       </w:r>
     </w:p>
     <w:p>
@@ -1592,7 +1749,7 @@
     <w:r>
       <w:tab/>
       <w:tab/>
-      <w:t>2026-09-17</w:t>
+      <w:t>2026-09-18</w:t>
       <w:br/>
       <w:br/>
     </w:r>

--- a/tillsyn/A 38791-2025 tillsynsbegäran.docx
+++ b/tillsyn/A 38791-2025 tillsynsbegäran.docx
@@ -1749,7 +1749,7 @@
     <w:r>
       <w:tab/>
       <w:tab/>
-      <w:t>2026-09-18</w:t>
+      <w:t>2026-09-19</w:t>
       <w:br/>
       <w:br/>
     </w:r>

--- a/tillsyn/A 38791-2025 tillsynsbegäran.docx
+++ b/tillsyn/A 38791-2025 tillsynsbegäran.docx
@@ -1749,7 +1749,7 @@
     <w:r>
       <w:tab/>
       <w:tab/>
-      <w:t>2026-09-19</w:t>
+      <w:t>2026-09-21</w:t>
       <w:br/>
       <w:br/>
     </w:r>

--- a/tillsyn/A 38791-2025 tillsynsbegäran.docx
+++ b/tillsyn/A 38791-2025 tillsynsbegäran.docx
@@ -1749,7 +1749,7 @@
     <w:r>
       <w:tab/>
       <w:tab/>
-      <w:t>2026-09-21</w:t>
+      <w:t>2026-09-23</w:t>
       <w:br/>
       <w:br/>
     </w:r>

--- a/tillsyn/A 38791-2025 tillsynsbegäran.docx
+++ b/tillsyn/A 38791-2025 tillsynsbegäran.docx
@@ -1749,7 +1749,7 @@
     <w:r>
       <w:tab/>
       <w:tab/>
-      <w:t>2026-09-23</w:t>
+      <w:t>2026-09-24</w:t>
       <w:br/>
       <w:br/>
     </w:r>

--- a/tillsyn/A 38791-2025 tillsynsbegäran.docx
+++ b/tillsyn/A 38791-2025 tillsynsbegäran.docx
@@ -1749,7 +1749,7 @@
     <w:r>
       <w:tab/>
       <w:tab/>
-      <w:t>2026-09-24</w:t>
+      <w:t>2026-09-25</w:t>
       <w:br/>
       <w:br/>
     </w:r>

--- a/tillsyn/A 38791-2025 tillsynsbegäran.docx
+++ b/tillsyn/A 38791-2025 tillsynsbegäran.docx
@@ -1749,7 +1749,7 @@
     <w:r>
       <w:tab/>
       <w:tab/>
-      <w:t>2026-09-25</w:t>
+      <w:t>2026-09-26</w:t>
       <w:br/>
       <w:br/>
     </w:r>

--- a/tillsyn/A 38791-2025 tillsynsbegäran.docx
+++ b/tillsyn/A 38791-2025 tillsynsbegäran.docx
@@ -1749,7 +1749,7 @@
     <w:r>
       <w:tab/>
       <w:tab/>
-      <w:t>2026-09-26</w:t>
+      <w:t>2026-09-27</w:t>
       <w:br/>
       <w:br/>
     </w:r>

--- a/tillsyn/A 38791-2025 tillsynsbegäran.docx
+++ b/tillsyn/A 38791-2025 tillsynsbegäran.docx
@@ -1749,7 +1749,7 @@
     <w:r>
       <w:tab/>
       <w:tab/>
-      <w:t>2026-09-27</w:t>
+      <w:t>2026-09-28</w:t>
       <w:br/>
       <w:br/>
     </w:r>

--- a/tillsyn/A 38791-2025 tillsynsbegäran.docx
+++ b/tillsyn/A 38791-2025 tillsynsbegäran.docx
@@ -1749,7 +1749,7 @@
     <w:r>
       <w:tab/>
       <w:tab/>
-      <w:t>2026-09-28</w:t>
+      <w:t>2026-09-29</w:t>
       <w:br/>
       <w:br/>
     </w:r>

--- a/tillsyn/A 38791-2025 tillsynsbegäran.docx
+++ b/tillsyn/A 38791-2025 tillsynsbegäran.docx
@@ -1749,7 +1749,7 @@
     <w:r>
       <w:tab/>
       <w:tab/>
-      <w:t>2026-09-29</w:t>
+      <w:t>2026-09-30</w:t>
       <w:br/>
       <w:br/>
     </w:r>

--- a/tillsyn/A 38791-2025 tillsynsbegäran.docx
+++ b/tillsyn/A 38791-2025 tillsynsbegäran.docx
@@ -1749,7 +1749,7 @@
     <w:r>
       <w:tab/>
       <w:tab/>
-      <w:t>2026-09-30</w:t>
+      <w:t>2026-10-01</w:t>
       <w:br/>
       <w:br/>
     </w:r>

--- a/tillsyn/A 38791-2025 tillsynsbegäran.docx
+++ b/tillsyn/A 38791-2025 tillsynsbegäran.docx
@@ -1749,7 +1749,7 @@
     <w:r>
       <w:tab/>
       <w:tab/>
-      <w:t>2026-10-01</w:t>
+      <w:t>2026-10-02</w:t>
       <w:br/>
       <w:br/>
     </w:r>

--- a/tillsyn/A 38791-2025 tillsynsbegäran.docx
+++ b/tillsyn/A 38791-2025 tillsynsbegäran.docx
@@ -1749,7 +1749,7 @@
     <w:r>
       <w:tab/>
       <w:tab/>
-      <w:t>2026-10-02</w:t>
+      <w:t>2026-10-03</w:t>
       <w:br/>
       <w:br/>
     </w:r>

--- a/tillsyn/A 38791-2025 tillsynsbegäran.docx
+++ b/tillsyn/A 38791-2025 tillsynsbegäran.docx
@@ -1749,7 +1749,7 @@
     <w:r>
       <w:tab/>
       <w:tab/>
-      <w:t>2026-10-03</w:t>
+      <w:t>2026-10-04</w:t>
       <w:br/>
       <w:br/>
     </w:r>

--- a/tillsyn/A 38791-2025 tillsynsbegäran.docx
+++ b/tillsyn/A 38791-2025 tillsynsbegäran.docx
@@ -1749,7 +1749,7 @@
     <w:r>
       <w:tab/>
       <w:tab/>
-      <w:t>2026-10-04</w:t>
+      <w:t>2026-10-05</w:t>
       <w:br/>
       <w:br/>
     </w:r>

--- a/tillsyn/A 38791-2025 tillsynsbegäran.docx
+++ b/tillsyn/A 38791-2025 tillsynsbegäran.docx
@@ -1749,7 +1749,7 @@
     <w:r>
       <w:tab/>
       <w:tab/>
-      <w:t>2026-10-05</w:t>
+      <w:t>2026-10-06</w:t>
       <w:br/>
       <w:br/>
     </w:r>

--- a/tillsyn/A 38791-2025 tillsynsbegäran.docx
+++ b/tillsyn/A 38791-2025 tillsynsbegäran.docx
@@ -1749,7 +1749,7 @@
     <w:r>
       <w:tab/>
       <w:tab/>
-      <w:t>2026-10-06</w:t>
+      <w:t>2026-10-07</w:t>
       <w:br/>
       <w:br/>
     </w:r>

--- a/tillsyn/A 38791-2025 tillsynsbegäran.docx
+++ b/tillsyn/A 38791-2025 tillsynsbegäran.docx
@@ -1749,7 +1749,7 @@
     <w:r>
       <w:tab/>
       <w:tab/>
-      <w:t>2026-10-07</w:t>
+      <w:t>2026-10-08</w:t>
       <w:br/>
       <w:br/>
     </w:r>

--- a/tillsyn/A 38791-2025 tillsynsbegäran.docx
+++ b/tillsyn/A 38791-2025 tillsynsbegäran.docx
@@ -1749,7 +1749,7 @@
     <w:r>
       <w:tab/>
       <w:tab/>
-      <w:t>2026-10-08</w:t>
+      <w:t>2026-10-09</w:t>
       <w:br/>
       <w:br/>
     </w:r>

--- a/tillsyn/A 38791-2025 tillsynsbegäran.docx
+++ b/tillsyn/A 38791-2025 tillsynsbegäran.docx
@@ -1749,7 +1749,7 @@
     <w:r>
       <w:tab/>
       <w:tab/>
-      <w:t>2026-10-09</w:t>
+      <w:t>2026-10-10</w:t>
       <w:br/>
       <w:br/>
     </w:r>

--- a/tillsyn/A 38791-2025 tillsynsbegäran.docx
+++ b/tillsyn/A 38791-2025 tillsynsbegäran.docx
@@ -1749,7 +1749,7 @@
     <w:r>
       <w:tab/>
       <w:tab/>
-      <w:t>2026-10-10</w:t>
+      <w:t>2026-10-11</w:t>
       <w:br/>
       <w:br/>
     </w:r>

--- a/tillsyn/A 38791-2025 tillsynsbegäran.docx
+++ b/tillsyn/A 38791-2025 tillsynsbegäran.docx
@@ -1749,7 +1749,7 @@
     <w:r>
       <w:tab/>
       <w:tab/>
-      <w:t>2026-10-11</w:t>
+      <w:t>2026-10-12</w:t>
       <w:br/>
       <w:br/>
     </w:r>

--- a/tillsyn/A 38791-2025 tillsynsbegäran.docx
+++ b/tillsyn/A 38791-2025 tillsynsbegäran.docx
@@ -1749,7 +1749,7 @@
     <w:r>
       <w:tab/>
       <w:tab/>
-      <w:t>2026-10-12</w:t>
+      <w:t>2026-10-13</w:t>
       <w:br/>
       <w:br/>
     </w:r>

--- a/tillsyn/A 38791-2025 tillsynsbegäran.docx
+++ b/tillsyn/A 38791-2025 tillsynsbegäran.docx
@@ -1749,7 +1749,7 @@
     <w:r>
       <w:tab/>
       <w:tab/>
-      <w:t>2026-10-13</w:t>
+      <w:t>2026-10-14</w:t>
       <w:br/>
       <w:br/>
     </w:r>

--- a/tillsyn/A 38791-2025 tillsynsbegäran.docx
+++ b/tillsyn/A 38791-2025 tillsynsbegäran.docx
@@ -1749,7 +1749,7 @@
     <w:r>
       <w:tab/>
       <w:tab/>
-      <w:t>2026-10-14</w:t>
+      <w:t>2026-10-15</w:t>
       <w:br/>
       <w:br/>
     </w:r>

--- a/tillsyn/A 38791-2025 tillsynsbegäran.docx
+++ b/tillsyn/A 38791-2025 tillsynsbegäran.docx
@@ -1749,7 +1749,7 @@
     <w:r>
       <w:tab/>
       <w:tab/>
-      <w:t>2026-10-15</w:t>
+      <w:t>2026-10-16</w:t>
       <w:br/>
       <w:br/>
     </w:r>

--- a/tillsyn/A 38791-2025 tillsynsbegäran.docx
+++ b/tillsyn/A 38791-2025 tillsynsbegäran.docx
@@ -1749,7 +1749,7 @@
     <w:r>
       <w:tab/>
       <w:tab/>
-      <w:t>2026-10-16</w:t>
+      <w:t>2026-10-17</w:t>
       <w:br/>
       <w:br/>
     </w:r>

--- a/tillsyn/A 38791-2025 tillsynsbegäran.docx
+++ b/tillsyn/A 38791-2025 tillsynsbegäran.docx
@@ -1749,7 +1749,7 @@
     <w:r>
       <w:tab/>
       <w:tab/>
-      <w:t>2026-10-17</w:t>
+      <w:t>2026-10-18</w:t>
       <w:br/>
       <w:br/>
     </w:r>

--- a/tillsyn/A 38791-2025 tillsynsbegäran.docx
+++ b/tillsyn/A 38791-2025 tillsynsbegäran.docx
@@ -1749,7 +1749,7 @@
     <w:r>
       <w:tab/>
       <w:tab/>
-      <w:t>2026-10-18</w:t>
+      <w:t>2026-10-19</w:t>
       <w:br/>
       <w:br/>
     </w:r>

--- a/tillsyn/A 38791-2025 tillsynsbegäran.docx
+++ b/tillsyn/A 38791-2025 tillsynsbegäran.docx
@@ -1749,7 +1749,7 @@
     <w:r>
       <w:tab/>
       <w:tab/>
-      <w:t>2026-10-19</w:t>
+      <w:t>2026-10-20</w:t>
       <w:br/>
       <w:br/>
     </w:r>

--- a/tillsyn/A 38791-2025 tillsynsbegäran.docx
+++ b/tillsyn/A 38791-2025 tillsynsbegäran.docx
@@ -1749,7 +1749,7 @@
     <w:r>
       <w:tab/>
       <w:tab/>
-      <w:t>2026-10-20</w:t>
+      <w:t>2026-10-21</w:t>
       <w:br/>
       <w:br/>
     </w:r>

--- a/tillsyn/A 38791-2025 tillsynsbegäran.docx
+++ b/tillsyn/A 38791-2025 tillsynsbegäran.docx
@@ -1749,7 +1749,7 @@
     <w:r>
       <w:tab/>
       <w:tab/>
-      <w:t>2026-10-21</w:t>
+      <w:t>2026-10-22</w:t>
       <w:br/>
       <w:br/>
     </w:r>

--- a/tillsyn/A 38791-2025 tillsynsbegäran.docx
+++ b/tillsyn/A 38791-2025 tillsynsbegäran.docx
@@ -1749,7 +1749,7 @@
     <w:r>
       <w:tab/>
       <w:tab/>
-      <w:t>2026-10-22</w:t>
+      <w:t>2026-10-23</w:t>
       <w:br/>
       <w:br/>
     </w:r>

--- a/tillsyn/A 38791-2025 tillsynsbegäran.docx
+++ b/tillsyn/A 38791-2025 tillsynsbegäran.docx
@@ -1749,7 +1749,7 @@
     <w:r>
       <w:tab/>
       <w:tab/>
-      <w:t>2026-10-23</w:t>
+      <w:t>2026-10-24</w:t>
       <w:br/>
       <w:br/>
     </w:r>

--- a/tillsyn/A 38791-2025 tillsynsbegäran.docx
+++ b/tillsyn/A 38791-2025 tillsynsbegäran.docx
@@ -1749,7 +1749,7 @@
     <w:r>
       <w:tab/>
       <w:tab/>
-      <w:t>2026-10-24</w:t>
+      <w:t>2026-10-25</w:t>
       <w:br/>
       <w:br/>
     </w:r>

--- a/tillsyn/A 38791-2025 tillsynsbegäran.docx
+++ b/tillsyn/A 38791-2025 tillsynsbegäran.docx
@@ -1749,7 +1749,7 @@
     <w:r>
       <w:tab/>
       <w:tab/>
-      <w:t>2026-10-25</w:t>
+      <w:t>2026-10-26</w:t>
       <w:br/>
       <w:br/>
     </w:r>

--- a/tillsyn/A 38791-2025 tillsynsbegäran.docx
+++ b/tillsyn/A 38791-2025 tillsynsbegäran.docx
@@ -1749,7 +1749,7 @@
     <w:r>
       <w:tab/>
       <w:tab/>
-      <w:t>2026-10-26</w:t>
+      <w:t>2026-10-27</w:t>
       <w:br/>
       <w:br/>
     </w:r>

--- a/tillsyn/A 38791-2025 tillsynsbegäran.docx
+++ b/tillsyn/A 38791-2025 tillsynsbegäran.docx
@@ -1749,7 +1749,7 @@
     <w:r>
       <w:tab/>
       <w:tab/>
-      <w:t>2026-10-27</w:t>
+      <w:t>2026-10-28</w:t>
       <w:br/>
       <w:br/>
     </w:r>

--- a/tillsyn/A 38791-2025 tillsynsbegäran.docx
+++ b/tillsyn/A 38791-2025 tillsynsbegäran.docx
@@ -1749,7 +1749,7 @@
     <w:r>
       <w:tab/>
       <w:tab/>
-      <w:t>2026-10-28</w:t>
+      <w:t>2026-10-29</w:t>
       <w:br/>
       <w:br/>
     </w:r>

--- a/tillsyn/A 38791-2025 tillsynsbegäran.docx
+++ b/tillsyn/A 38791-2025 tillsynsbegäran.docx
@@ -1749,7 +1749,7 @@
     <w:r>
       <w:tab/>
       <w:tab/>
-      <w:t>2026-10-29</w:t>
+      <w:t>2026-10-31</w:t>
       <w:br/>
       <w:br/>
     </w:r>
